--- a/HaemophilusWeb/ReportTemplates/Fax - Sonstige - Ampi-S Cipro-R v3.docx
+++ b/HaemophilusWeb/ReportTemplates/Fax - Sonstige - Ampi-S Cipro-R v3.docx
@@ -3951,7 +3951,7 @@
       <w:rPr>
         <w:noProof/>
       </w:rPr>
-      <w:pict w14:anchorId="2503C4EF">
+      <w:pict w14:anchorId="5F0140E7">
         <v:shapetype id="_x0000_t75" coordsize="21600,21600" o:spt="75" o:preferrelative="t" path="m@4@5l@4@11@9@11@9@5xe" filled="f" stroked="f">
           <v:stroke joinstyle="miter"/>
           <v:formulas>
@@ -3971,7 +3971,7 @@
           <v:path o:extrusionok="f" gradientshapeok="t" o:connecttype="rect"/>
           <o:lock v:ext="edit" aspectratio="t"/>
         </v:shapetype>
-        <v:shape id="Grafik 1393289853" o:spid="_x0000_s1136" type="#_x0000_t75" alt="ML-13135-01_DAkkS-Symbol_grau1-1" style="position:absolute;margin-left:401.25pt;margin-top:-13.1pt;width:111pt;height:63pt;z-index:3;visibility:visible;mso-wrap-style:square;mso-width-percent:0;mso-height-percent:0;mso-wrap-distance-left:9pt;mso-wrap-distance-top:0;mso-wrap-distance-right:9pt;mso-wrap-distance-bottom:0;mso-position-horizontal:absolute;mso-position-horizontal-relative:text;mso-position-vertical:absolute;mso-position-vertical-relative:text;mso-width-percent:0;mso-height-percent:0;mso-width-relative:page;mso-height-relative:page">
+        <v:shape id="Grafik 956160408" o:spid="_x0000_s1158" type="#_x0000_t75" alt="ML-13135-01_DAkkS-Symbol_grau1-1" style="position:absolute;margin-left:401.25pt;margin-top:-13.1pt;width:111pt;height:63pt;z-index:8;visibility:visible;mso-wrap-style:square;mso-width-percent:0;mso-height-percent:0;mso-wrap-distance-left:9pt;mso-wrap-distance-top:0;mso-wrap-distance-right:9pt;mso-wrap-distance-bottom:0;mso-position-horizontal:absolute;mso-position-horizontal-relative:text;mso-position-vertical:absolute;mso-position-vertical-relative:text;mso-width-percent:0;mso-height-percent:0;mso-width-relative:page;mso-height-relative:page">
           <v:imagedata r:id="rId1" o:title="ML-13135-01_DAkkS-Symbol_grau1-1"/>
         </v:shape>
       </w:pict>
@@ -3989,7 +3989,21 @@
         <w:szCs w:val="17"/>
       </w:rPr>
       <w:tab/>
-      <w:t>Befund zu</w:t>
+      <w:t xml:space="preserve">Befund </w:t>
+    </w:r>
+    <w:r>
+      <w:rPr>
+        <w:sz w:val="17"/>
+        <w:szCs w:val="17"/>
+      </w:rPr>
+      <w:t xml:space="preserve">vom {Date} </w:t>
+    </w:r>
+    <w:r>
+      <w:rPr>
+        <w:sz w:val="17"/>
+        <w:szCs w:val="17"/>
+      </w:rPr>
+      <w:t>zu</w:t>
     </w:r>
     <w:r>
       <w:rPr>
@@ -4187,7 +4201,7 @@
       <w:rPr>
         <w:noProof/>
       </w:rPr>
-      <w:pict w14:anchorId="50196389">
+      <w:pict w14:anchorId="41BC1141">
         <v:shapetype id="_x0000_t75" coordsize="21600,21600" o:spt="75" o:preferrelative="t" path="m@4@5l@4@11@9@11@9@5xe" filled="f" stroked="f">
           <v:stroke joinstyle="miter"/>
           <v:formulas>
@@ -4207,7 +4221,7 @@
           <v:path o:extrusionok="f" gradientshapeok="t" o:connecttype="rect"/>
           <o:lock v:ext="edit" aspectratio="t"/>
         </v:shapetype>
-        <v:shape id="Grafik 86857817" o:spid="_x0000_s1135" type="#_x0000_t75" alt="ML-13135-01_DAkkS-Symbol_grau1-1" style="position:absolute;margin-left:401.25pt;margin-top:-13.1pt;width:111pt;height:63pt;z-index:4;visibility:visible;mso-wrap-style:square;mso-width-percent:0;mso-height-percent:0;mso-wrap-distance-left:9pt;mso-wrap-distance-top:0;mso-wrap-distance-right:9pt;mso-wrap-distance-bottom:0;mso-position-horizontal:absolute;mso-position-horizontal-relative:text;mso-position-vertical:absolute;mso-position-vertical-relative:text;mso-width-percent:0;mso-height-percent:0;mso-width-relative:page;mso-height-relative:page">
+        <v:shape id="Grafik 595412912" o:spid="_x0000_s1157" type="#_x0000_t75" alt="ML-13135-01_DAkkS-Symbol_grau1-1" style="position:absolute;margin-left:401.25pt;margin-top:-13.1pt;width:111pt;height:63pt;z-index:11;visibility:visible;mso-wrap-style:square;mso-width-percent:0;mso-height-percent:0;mso-wrap-distance-left:9pt;mso-wrap-distance-top:0;mso-wrap-distance-right:9pt;mso-wrap-distance-bottom:0;mso-position-horizontal:absolute;mso-position-horizontal-relative:text;mso-position-vertical:absolute;mso-position-vertical-relative:text;mso-width-percent:0;mso-height-percent:0;mso-width-relative:page;mso-height-relative:page">
           <v:imagedata r:id="rId1" o:title="ML-13135-01_DAkkS-Symbol_grau1-1"/>
         </v:shape>
       </w:pict>
@@ -4225,7 +4239,21 @@
         <w:szCs w:val="17"/>
       </w:rPr>
       <w:tab/>
-      <w:t>Befund zu</w:t>
+      <w:t xml:space="preserve">Befund </w:t>
+    </w:r>
+    <w:r>
+      <w:rPr>
+        <w:sz w:val="17"/>
+        <w:szCs w:val="17"/>
+      </w:rPr>
+      <w:t xml:space="preserve">vom {Date} </w:t>
+    </w:r>
+    <w:r>
+      <w:rPr>
+        <w:sz w:val="17"/>
+        <w:szCs w:val="17"/>
+      </w:rPr>
+      <w:t>zu</w:t>
     </w:r>
     <w:r>
       <w:rPr>
@@ -4423,7 +4451,7 @@
       <w:rPr>
         <w:noProof/>
       </w:rPr>
-      <w:pict w14:anchorId="0DBCC8E2">
+      <w:pict w14:anchorId="7EBE8E96">
         <v:shapetype id="_x0000_t75" coordsize="21600,21600" o:spt="75" o:preferrelative="t" path="m@4@5l@4@11@9@11@9@5xe" filled="f" stroked="f">
           <v:stroke joinstyle="miter"/>
           <v:formulas>
@@ -4443,7 +4471,7 @@
           <v:path o:extrusionok="f" gradientshapeok="t" o:connecttype="rect"/>
           <o:lock v:ext="edit" aspectratio="t"/>
         </v:shapetype>
-        <v:shape id="Grafik 3" o:spid="_x0000_s1134" type="#_x0000_t75" alt="ML-13135-01_DAkkS-Symbol_grau1-1" style="position:absolute;margin-left:401.25pt;margin-top:-13.1pt;width:111pt;height:63pt;z-index:2;visibility:visible;mso-wrap-style:square;mso-width-percent:0;mso-height-percent:0;mso-wrap-distance-left:9pt;mso-wrap-distance-top:0;mso-wrap-distance-right:9pt;mso-wrap-distance-bottom:0;mso-position-horizontal:absolute;mso-position-horizontal-relative:text;mso-position-vertical:absolute;mso-position-vertical-relative:text;mso-width-percent:0;mso-height-percent:0;mso-width-relative:page;mso-height-relative:page">
+        <v:shape id="Grafik 3" o:spid="_x0000_s1156" type="#_x0000_t75" alt="ML-13135-01_DAkkS-Symbol_grau1-1" style="position:absolute;margin-left:401.25pt;margin-top:-13.1pt;width:111pt;height:63pt;z-index:7;visibility:visible;mso-wrap-style:square;mso-width-percent:0;mso-height-percent:0;mso-wrap-distance-left:9pt;mso-wrap-distance-top:0;mso-wrap-distance-right:9pt;mso-wrap-distance-bottom:0;mso-position-horizontal:absolute;mso-position-horizontal-relative:text;mso-position-vertical:absolute;mso-position-vertical-relative:text;mso-width-percent:0;mso-height-percent:0;mso-width-relative:page;mso-height-relative:page">
           <v:imagedata r:id="rId1" o:title="ML-13135-01_DAkkS-Symbol_grau1-1"/>
         </v:shape>
       </w:pict>
@@ -4461,7 +4489,21 @@
         <w:szCs w:val="17"/>
       </w:rPr>
       <w:tab/>
-      <w:t>Befund zu</w:t>
+      <w:t xml:space="preserve">Befund </w:t>
+    </w:r>
+    <w:r>
+      <w:rPr>
+        <w:sz w:val="17"/>
+        <w:szCs w:val="17"/>
+      </w:rPr>
+      <w:t xml:space="preserve">vom {Date} </w:t>
+    </w:r>
+    <w:r>
+      <w:rPr>
+        <w:sz w:val="17"/>
+        <w:szCs w:val="17"/>
+      </w:rPr>
+      <w:t>zu</w:t>
     </w:r>
     <w:r>
       <w:rPr>
@@ -4707,7 +4749,7 @@
           <v:path o:extrusionok="f" gradientshapeok="t" o:connecttype="rect"/>
           <o:lock v:ext="edit" aspectratio="t"/>
         </v:shapetype>
-        <v:shape id="Grafik 1865556332" o:spid="_x0000_s1155" type="#_x0000_t75" alt="nrzmhi_logo_500" style="position:absolute;margin-left:385.15pt;margin-top:2.25pt;width:63.4pt;height:63.4pt;z-index:-1;visibility:visible;mso-wrap-style:square;mso-width-percent:0;mso-height-percent:0;mso-wrap-distance-left:9pt;mso-wrap-distance-top:0;mso-wrap-distance-right:9pt;mso-wrap-distance-bottom:0;mso-position-horizontal:absolute;mso-position-horizontal-relative:text;mso-position-vertical:absolute;mso-position-vertical-relative:text;mso-width-percent:0;mso-height-percent:0;mso-width-relative:page;mso-height-relative:page">
+        <v:shape id="Grafik 1865556332" o:spid="_x0000_s1155" type="#_x0000_t75" alt="nrzmhi_logo_500" style="position:absolute;margin-left:385.15pt;margin-top:2.25pt;width:63.4pt;height:63.4pt;z-index:-6;visibility:visible;mso-wrap-style:square;mso-width-percent:0;mso-height-percent:0;mso-wrap-distance-left:9pt;mso-wrap-distance-top:0;mso-wrap-distance-right:9pt;mso-wrap-distance-bottom:0;mso-position-horizontal:absolute;mso-position-horizontal-relative:text;mso-position-vertical:absolute;mso-position-vertical-relative:text;mso-width-percent:0;mso-height-percent:0;mso-width-relative:page;mso-height-relative:page">
           <v:imagedata r:id="rId1" o:title="nrzmhi_logo_500"/>
         </v:shape>
       </w:pict>
@@ -4717,7 +4759,7 @@
         <w:noProof/>
       </w:rPr>
       <w:pict w14:anchorId="7EAAC0D7">
-        <v:shape id="Grafik 389328659" o:spid="_x0000_s1154" type="#_x0000_t75" alt="RKI_Logo-NRZKL-Deu_RGB-1.JPG" style="position:absolute;margin-left:449.25pt;margin-top:6.75pt;width:55pt;height:55pt;z-index:9;visibility:visible;mso-wrap-style:square;mso-width-percent:0;mso-height-percent:0;mso-wrap-distance-left:9pt;mso-wrap-distance-top:0;mso-wrap-distance-right:9pt;mso-wrap-distance-bottom:0;mso-position-horizontal:absolute;mso-position-horizontal-relative:text;mso-position-vertical:absolute;mso-position-vertical-relative:text;mso-width-percent:0;mso-height-percent:0;mso-width-relative:page;mso-height-relative:page" stroked="t" strokecolor="white">
+        <v:shape id="Grafik 389328659" o:spid="_x0000_s1154" type="#_x0000_t75" alt="RKI_Logo-NRZKL-Deu_RGB-1.JPG" style="position:absolute;margin-left:449.25pt;margin-top:6.75pt;width:55pt;height:55pt;z-index:3;visibility:visible;mso-wrap-style:square;mso-width-percent:0;mso-height-percent:0;mso-wrap-distance-left:9pt;mso-wrap-distance-top:0;mso-wrap-distance-right:9pt;mso-wrap-distance-bottom:0;mso-position-horizontal:absolute;mso-position-horizontal-relative:text;mso-position-vertical:absolute;mso-position-vertical-relative:text;mso-width-percent:0;mso-height-percent:0;mso-width-relative:page;mso-height-relative:page" stroked="t" strokecolor="white">
           <v:imagedata r:id="rId2" o:title="RKI_Logo-NRZKL-Deu_RGB-1"/>
         </v:shape>
       </w:pict>
@@ -4842,7 +4884,7 @@
           <v:stroke joinstyle="miter"/>
           <v:path gradientshapeok="t" o:connecttype="rect"/>
         </v:shapetype>
-        <v:shape id="_x0000_s1151" type="#_x0000_t202" style="position:absolute;margin-left:364.1pt;margin-top:2.3pt;width:156.8pt;height:304.25pt;z-index:10;visibility:visible;mso-wrap-style:square;mso-width-percent:0;mso-height-percent:0;mso-wrap-distance-left:9pt;mso-wrap-distance-top:0;mso-wrap-distance-right:9pt;mso-wrap-distance-bottom:0;mso-position-horizontal-relative:text;mso-position-vertical-relative:text;mso-width-percent:0;mso-height-percent:0;mso-width-relative:page;mso-height-relative:page;v-text-anchor:top" o:gfxdata="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" stroked="f">
+        <v:shape id="_x0000_s1151" type="#_x0000_t202" style="position:absolute;margin-left:364.1pt;margin-top:2.3pt;width:156.8pt;height:304.25pt;z-index:4;visibility:visible;mso-wrap-style:square;mso-width-percent:0;mso-height-percent:0;mso-wrap-distance-left:9pt;mso-wrap-distance-top:0;mso-wrap-distance-right:9pt;mso-wrap-distance-bottom:0;mso-position-horizontal-relative:text;mso-position-vertical-relative:text;mso-width-percent:0;mso-height-percent:0;mso-width-relative:page;mso-height-relative:page;v-text-anchor:top" o:gfxdata="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" stroked="f">
           <v:textbox style="mso-next-textbox:#_x0000_s1151">
             <w:txbxContent>
               <w:p>
@@ -5369,8 +5411,6 @@
         <w:b/>
         <w:smallCaps/>
         <w:spacing w:val="20"/>
-        <w:sz w:val="28"/>
-        <w:szCs w:val="28"/>
       </w:rPr>
     </w:pPr>
     <w:r>
@@ -5398,7 +5438,7 @@
       <w:rPr>
         <w:noProof/>
       </w:rPr>
-      <w:pict w14:anchorId="0569D0EA">
+      <w:pict w14:anchorId="2F8E5714">
         <v:shapetype id="_x0000_t75" coordsize="21600,21600" o:spt="75" o:preferrelative="t" path="m@4@5l@4@11@9@11@9@5xe" filled="f" stroked="f">
           <v:stroke joinstyle="miter"/>
           <v:formulas>
@@ -5418,7 +5458,7 @@
           <v:path o:extrusionok="f" gradientshapeok="t" o:connecttype="rect"/>
           <o:lock v:ext="edit" aspectratio="t"/>
         </v:shapetype>
-        <v:shape id="Grafik 11" o:spid="_x0000_s1131" type="#_x0000_t75" alt="nrzmhi_logo_500" style="position:absolute;margin-left:385.15pt;margin-top:2.25pt;width:63.4pt;height:63.4pt;z-index:-7;visibility:visible;mso-wrap-style:square;mso-width-percent:0;mso-height-percent:0;mso-wrap-distance-left:9pt;mso-wrap-distance-top:0;mso-wrap-distance-right:9pt;mso-wrap-distance-bottom:0;mso-position-horizontal:absolute;mso-position-horizontal-relative:text;mso-position-vertical:absolute;mso-position-vertical-relative:text;mso-width-percent:0;mso-height-percent:0;mso-width-relative:page;mso-height-relative:page">
+        <v:shape id="Grafik 4" o:spid="_x0000_s1160" type="#_x0000_t75" alt="nrzmhi_logo_500" style="position:absolute;margin-left:385.15pt;margin-top:2.25pt;width:63.4pt;height:63.4pt;z-index:-2;visibility:visible;mso-wrap-style:square;mso-width-percent:0;mso-height-percent:0;mso-wrap-distance-left:9pt;mso-wrap-distance-top:0;mso-wrap-distance-right:9pt;mso-wrap-distance-bottom:0;mso-position-horizontal:absolute;mso-position-horizontal-relative:text;mso-position-vertical:absolute;mso-position-vertical-relative:text;mso-width-percent:0;mso-height-percent:0;mso-width-relative:page;mso-height-relative:page">
           <v:imagedata r:id="rId1" o:title="nrzmhi_logo_500"/>
         </v:shape>
       </w:pict>
@@ -5427,8 +5467,8 @@
       <w:rPr>
         <w:noProof/>
       </w:rPr>
-      <w:pict w14:anchorId="1179901D">
-        <v:shape id="Grafik 12" o:spid="_x0000_s1130" type="#_x0000_t75" alt="RKI_Logo-NRZKL-Deu_RGB-1.JPG" style="position:absolute;margin-left:449.25pt;margin-top:6.75pt;width:55pt;height:55pt;z-index:1;visibility:visible;mso-wrap-style:square;mso-width-percent:0;mso-height-percent:0;mso-wrap-distance-left:9pt;mso-wrap-distance-top:0;mso-wrap-distance-right:9pt;mso-wrap-distance-bottom:0;mso-position-horizontal:absolute;mso-position-horizontal-relative:text;mso-position-vertical:absolute;mso-position-vertical-relative:text;mso-width-percent:0;mso-height-percent:0;mso-width-relative:page;mso-height-relative:page" stroked="t" strokecolor="white">
+      <w:pict w14:anchorId="2F8F6DA4">
+        <v:shape id="Grafik 1103583552" o:spid="_x0000_s1159" type="#_x0000_t75" alt="RKI_Logo-NRZKL-Deu_RGB-1.JPG" style="position:absolute;margin-left:449.25pt;margin-top:6.75pt;width:55pt;height:55pt;z-index:9;visibility:visible;mso-wrap-style:square;mso-width-percent:0;mso-height-percent:0;mso-wrap-distance-left:9pt;mso-wrap-distance-top:0;mso-wrap-distance-right:9pt;mso-wrap-distance-bottom:0;mso-position-horizontal:absolute;mso-position-horizontal-relative:text;mso-position-vertical:absolute;mso-position-vertical-relative:text;mso-width-percent:0;mso-height-percent:0;mso-width-relative:page;mso-height-relative:page" stroked="t" strokecolor="white">
           <v:imagedata r:id="rId2" o:title="RKI_Logo-NRZKL-Deu_RGB-1"/>
         </v:shape>
       </w:pict>
@@ -5439,8 +5479,6 @@
         <w:b/>
         <w:smallCaps/>
         <w:spacing w:val="20"/>
-        <w:sz w:val="28"/>
-        <w:szCs w:val="28"/>
       </w:rPr>
       <w:t xml:space="preserve">Nationales Referenzzentrum für Meningokokken </w:t>
     </w:r>
@@ -5452,8 +5490,6 @@
         <w:rFonts w:ascii="Arial" w:hAnsi="Arial" w:cs="Arial"/>
         <w:smallCaps/>
         <w:spacing w:val="20"/>
-        <w:sz w:val="28"/>
-        <w:szCs w:val="28"/>
       </w:rPr>
     </w:pPr>
     <w:r>
@@ -5463,8 +5499,6 @@
         <w:smallCaps/>
         <w:noProof/>
         <w:spacing w:val="20"/>
-        <w:sz w:val="28"/>
-        <w:szCs w:val="28"/>
       </w:rPr>
       <w:t>und Haemophilus influenzae</w:t>
     </w:r>
@@ -5472,14 +5506,14 @@
   <w:p>
     <w:pPr>
       <w:rPr>
-        <w:sz w:val="22"/>
-        <w:szCs w:val="22"/>
+        <w:sz w:val="20"/>
+        <w:szCs w:val="20"/>
       </w:rPr>
     </w:pPr>
     <w:r>
       <w:rPr>
-        <w:sz w:val="22"/>
-        <w:szCs w:val="22"/>
+        <w:sz w:val="20"/>
+        <w:szCs w:val="20"/>
       </w:rPr>
       <w:t>Gesamtleitung: PD Dr. rer. nat. Heike Claus</w:t>
     </w:r>
@@ -5487,14 +5521,14 @@
   <w:p>
     <w:pPr>
       <w:rPr>
-        <w:sz w:val="12"/>
-        <w:szCs w:val="12"/>
+        <w:sz w:val="20"/>
+        <w:szCs w:val="20"/>
       </w:rPr>
     </w:pPr>
     <w:r>
       <w:rPr>
-        <w:sz w:val="22"/>
-        <w:szCs w:val="22"/>
+        <w:sz w:val="20"/>
+        <w:szCs w:val="20"/>
       </w:rPr>
       <w:t>ärztliche Leitung: PD Dr. med. Thiên-Trí Lâm</w:t>
     </w:r>
@@ -5506,6 +5540,63 @@
         <w:szCs w:val="12"/>
       </w:rPr>
     </w:pPr>
+  </w:p>
+  <w:p>
+    <w:pPr>
+      <w:rPr>
+        <w:sz w:val="12"/>
+        <w:szCs w:val="12"/>
+      </w:rPr>
+    </w:pPr>
+    <w:r>
+      <w:rPr>
+        <w:sz w:val="12"/>
+        <w:szCs w:val="12"/>
+      </w:rPr>
+      <w:t xml:space="preserve">Labor-Nr. des NRZMHi: </w:t>
+    </w:r>
+    <w:r>
+      <w:rPr>
+        <w:sz w:val="12"/>
+        <w:szCs w:val="12"/>
+      </w:rPr>
+      <w:t>{LaboratoryNumberWithPrefix}</w:t>
+    </w:r>
+    <w:r>
+      <w:rPr>
+        <w:sz w:val="12"/>
+        <w:szCs w:val="12"/>
+      </w:rPr>
+      <w:t xml:space="preserve"> · isoliert aus: {SamplingLocation} · Datum der Materialentnahme:</w:t>
+    </w:r>
+    <w:r>
+      <w:rPr>
+        <w:sz w:val="12"/>
+        <w:szCs w:val="12"/>
+      </w:rPr>
+      <w:t xml:space="preserve"> </w:t>
+    </w:r>
+    <w:r>
+      <w:rPr>
+        <w:sz w:val="12"/>
+        <w:szCs w:val="12"/>
+      </w:rPr>
+      <w:t>{SamplingDate} · Labor-Nr. des Einsenders:</w:t>
+    </w:r>
+    <w:r>
+      <w:rPr>
+        <w:sz w:val="12"/>
+        <w:szCs w:val="12"/>
+      </w:rPr>
+      <w:t xml:space="preserve"> </w:t>
+    </w:r>
+    <w:r>
+      <w:rPr>
+        <w:sz w:val="12"/>
+        <w:szCs w:val="12"/>
+      </w:rPr>
+      <w:t>{SenderLaboratoryNumber}</w:t>
+    </w:r>
   </w:p>
   <w:p>
     <w:pPr>
@@ -5583,7 +5674,7 @@
           <v:path o:extrusionok="f" gradientshapeok="t" o:connecttype="rect"/>
           <o:lock v:ext="edit" aspectratio="t"/>
         </v:shapetype>
-        <v:shape id="Grafik 2" o:spid="_x0000_s1153" type="#_x0000_t75" alt="nrzmhi_logo_500" style="position:absolute;margin-left:385.15pt;margin-top:2.25pt;width:63.4pt;height:63.4pt;z-index:-4;visibility:visible;mso-wrap-style:square;mso-width-percent:0;mso-height-percent:0;mso-wrap-distance-left:9pt;mso-wrap-distance-top:0;mso-wrap-distance-right:9pt;mso-wrap-distance-bottom:0;mso-position-horizontal:absolute;mso-position-horizontal-relative:text;mso-position-vertical:absolute;mso-position-vertical-relative:text;mso-width-percent:0;mso-height-percent:0;mso-width-relative:page;mso-height-relative:page">
+        <v:shape id="Grafik 2" o:spid="_x0000_s1153" type="#_x0000_t75" alt="nrzmhi_logo_500" style="position:absolute;margin-left:385.15pt;margin-top:2.25pt;width:63.4pt;height:63.4pt;z-index:-7;visibility:visible;mso-wrap-style:square;mso-width-percent:0;mso-height-percent:0;mso-wrap-distance-left:9pt;mso-wrap-distance-top:0;mso-wrap-distance-right:9pt;mso-wrap-distance-bottom:0;mso-position-horizontal:absolute;mso-position-horizontal-relative:text;mso-position-vertical:absolute;mso-position-vertical-relative:text;mso-width-percent:0;mso-height-percent:0;mso-width-relative:page;mso-height-relative:page">
           <v:imagedata r:id="rId1" o:title="nrzmhi_logo_500"/>
         </v:shape>
       </w:pict>
@@ -5593,7 +5684,7 @@
         <w:noProof/>
       </w:rPr>
       <w:pict w14:anchorId="1CC2A676">
-        <v:shape id="Grafik 1" o:spid="_x0000_s1152" type="#_x0000_t75" alt="RKI_Logo-NRZKL-Deu_RGB-1.JPG" style="position:absolute;margin-left:449.25pt;margin-top:6.75pt;width:55pt;height:55pt;z-index:6;visibility:visible;mso-wrap-style:square;mso-width-percent:0;mso-height-percent:0;mso-wrap-distance-left:9pt;mso-wrap-distance-top:0;mso-wrap-distance-right:9pt;mso-wrap-distance-bottom:0;mso-position-horizontal:absolute;mso-position-horizontal-relative:text;mso-position-vertical:absolute;mso-position-vertical-relative:text;mso-width-percent:0;mso-height-percent:0;mso-width-relative:page;mso-height-relative:page" stroked="t" strokecolor="white">
+        <v:shape id="Grafik 1" o:spid="_x0000_s1152" type="#_x0000_t75" alt="RKI_Logo-NRZKL-Deu_RGB-1.JPG" style="position:absolute;margin-left:449.25pt;margin-top:6.75pt;width:55pt;height:55pt;z-index:1;visibility:visible;mso-wrap-style:square;mso-width-percent:0;mso-height-percent:0;mso-wrap-distance-left:9pt;mso-wrap-distance-top:0;mso-wrap-distance-right:9pt;mso-wrap-distance-bottom:0;mso-position-horizontal:absolute;mso-position-horizontal-relative:text;mso-position-vertical:absolute;mso-position-vertical-relative:text;mso-width-percent:0;mso-height-percent:0;mso-width-relative:page;mso-height-relative:page" stroked="t" strokecolor="white">
           <v:imagedata r:id="rId2" o:title="RKI_Logo-NRZKL-Deu_RGB-1"/>
         </v:shape>
       </w:pict>
@@ -5718,7 +5809,7 @@
           <v:stroke joinstyle="miter"/>
           <v:path gradientshapeok="t" o:connecttype="rect"/>
         </v:shapetype>
-        <v:shape id="Textfeld 3" o:spid="_x0000_s1148" type="#_x0000_t202" style="position:absolute;margin-left:364.1pt;margin-top:2.3pt;width:156.8pt;height:304.25pt;z-index:7;visibility:visible;mso-wrap-style:square;mso-width-percent:0;mso-height-percent:0;mso-wrap-distance-left:9pt;mso-wrap-distance-top:0;mso-wrap-distance-right:9pt;mso-wrap-distance-bottom:0;mso-position-horizontal-relative:text;mso-position-vertical-relative:text;mso-width-percent:0;mso-height-percent:0;mso-width-relative:page;mso-height-relative:page;v-text-anchor:top" o:gfxdata="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" stroked="f">
+        <v:shape id="Textfeld 3" o:spid="_x0000_s1148" type="#_x0000_t202" style="position:absolute;margin-left:364.1pt;margin-top:2.3pt;width:156.8pt;height:304.25pt;z-index:2;visibility:visible;mso-wrap-style:square;mso-width-percent:0;mso-height-percent:0;mso-wrap-distance-left:9pt;mso-wrap-distance-top:0;mso-wrap-distance-right:9pt;mso-wrap-distance-bottom:0;mso-position-horizontal-relative:text;mso-position-vertical-relative:text;mso-width-percent:0;mso-height-percent:0;mso-width-relative:page;mso-height-relative:page;v-text-anchor:top" o:gfxdata="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" stroked="f">
           <v:textbox style="mso-next-textbox:#Textfeld 3">
             <w:txbxContent>
               <w:p>

--- a/HaemophilusWeb/ReportTemplates/Fax - Sonstige - Ampi-S Cipro-R v3.docx
+++ b/HaemophilusWeb/ReportTemplates/Fax - Sonstige - Ampi-S Cipro-R v3.docx
@@ -4827,7 +4827,7 @@
         <w:sz w:val="22"/>
         <w:szCs w:val="22"/>
       </w:rPr>
-      <w:t>Gesamtleitung: PD Dr. rer. nat. Heike Claus</w:t>
+      <w:t xml:space="preserve">Gesamtleitung: {LabDirector}</w:t>
     </w:r>
   </w:p>
   <w:p>
@@ -4842,7 +4842,7 @@
         <w:sz w:val="22"/>
         <w:szCs w:val="22"/>
       </w:rPr>
-      <w:t>ärztliche Leitung: PD Dr. med. Thiên-Trí Lâm</w:t>
+      <w:t xml:space="preserve">ärztliche Leitung: {MedicalDirector}</w:t>
     </w:r>
   </w:p>
   <w:p>
@@ -5109,235 +5109,8 @@
                     <w:sz w:val="17"/>
                     <w:szCs w:val="17"/>
                   </w:rPr>
-                  <w:t>PD Dr. rer. nat. Heike Claus</w:t>
+                  <w:t xml:space="preserve">{Contacts}</w:t>
                 </w:r>
-              </w:p>
-              <w:p>
-                <w:pPr>
-                  <w:tabs>
-                    <w:tab w:val="left" w:pos="7560"/>
-                  </w:tabs>
-                  <w:ind w:right="-1368"/>
-                  <w:rPr>
-                    <w:sz w:val="17"/>
-                    <w:szCs w:val="17"/>
-                    <w:lang w:val="pl-PL"/>
-                  </w:rPr>
-                </w:pPr>
-                <w:r>
-                  <w:rPr>
-                    <w:sz w:val="17"/>
-                    <w:szCs w:val="17"/>
-                    <w:lang w:val="pl-PL"/>
-                  </w:rPr>
-                  <w:t>Telefon: 0931/31-46936</w:t>
-                </w:r>
-              </w:p>
-              <w:p>
-                <w:pPr>
-                  <w:tabs>
-                    <w:tab w:val="left" w:pos="7560"/>
-                  </w:tabs>
-                  <w:ind w:right="-1368"/>
-                  <w:rPr>
-                    <w:sz w:val="17"/>
-                    <w:szCs w:val="17"/>
-                    <w:lang w:val="pl-PL"/>
-                  </w:rPr>
-                </w:pPr>
-                <w:r>
-                  <w:rPr>
-                    <w:sz w:val="17"/>
-                    <w:szCs w:val="17"/>
-                    <w:lang w:val="pl-PL"/>
-                  </w:rPr>
-                  <w:t>heike.claus@uni-wuerzburg.de</w:t>
-                </w:r>
-              </w:p>
-              <w:p>
-                <w:pPr>
-                  <w:ind w:right="-1368"/>
-                  <w:rPr>
-                    <w:sz w:val="17"/>
-                    <w:szCs w:val="17"/>
-                    <w:lang w:val="pl-PL"/>
-                  </w:rPr>
-                </w:pPr>
-              </w:p>
-              <w:p>
-                <w:pPr>
-                  <w:ind w:right="-1368"/>
-                  <w:rPr>
-                    <w:sz w:val="17"/>
-                    <w:szCs w:val="17"/>
-                    <w:lang w:val="pl-PL"/>
-                  </w:rPr>
-                </w:pPr>
-                <w:r>
-                  <w:rPr>
-                    <w:sz w:val="17"/>
-                    <w:szCs w:val="17"/>
-                    <w:lang w:val="pl-PL"/>
-                  </w:rPr>
-                  <w:t>PD Dr. med. Thiên-Trí Lâm</w:t>
-                </w:r>
-              </w:p>
-              <w:p>
-                <w:pPr>
-                  <w:ind w:right="-1368"/>
-                  <w:rPr>
-                    <w:sz w:val="17"/>
-                    <w:szCs w:val="17"/>
-                    <w:lang w:val="pl-PL"/>
-                  </w:rPr>
-                </w:pPr>
-                <w:r>
-                  <w:rPr>
-                    <w:sz w:val="17"/>
-                    <w:szCs w:val="17"/>
-                    <w:lang w:val="pl-PL"/>
-                  </w:rPr>
-                  <w:t>Telefon: 0931/31-46737</w:t>
-                </w:r>
-              </w:p>
-              <w:p>
-                <w:pPr>
-                  <w:ind w:right="-1368"/>
-                  <w:rPr>
-                    <w:sz w:val="17"/>
-                    <w:szCs w:val="17"/>
-                    <w:lang w:val="pl-PL"/>
-                  </w:rPr>
-                </w:pPr>
-                <w:r>
-                  <w:rPr>
-                    <w:sz w:val="17"/>
-                    <w:szCs w:val="17"/>
-                    <w:lang w:val="pl-PL"/>
-                  </w:rPr>
-                  <w:t>thien-tri.lam@uni-wuerzburg.de</w:t>
-                </w:r>
-              </w:p>
-              <w:p>
-                <w:pPr>
-                  <w:tabs>
-                    <w:tab w:val="left" w:pos="7560"/>
-                  </w:tabs>
-                  <w:ind w:right="-1368"/>
-                  <w:rPr>
-                    <w:sz w:val="17"/>
-                    <w:szCs w:val="17"/>
-                    <w:lang w:val="pl-PL"/>
-                  </w:rPr>
-                </w:pPr>
-              </w:p>
-              <w:p>
-                <w:pPr>
-                  <w:tabs>
-                    <w:tab w:val="left" w:pos="7560"/>
-                  </w:tabs>
-                  <w:ind w:right="-1368"/>
-                  <w:rPr>
-                    <w:sz w:val="17"/>
-                    <w:szCs w:val="17"/>
-                    <w:lang w:val="en-GB"/>
-                  </w:rPr>
-                </w:pPr>
-                <w:r>
-                  <w:rPr>
-                    <w:sz w:val="17"/>
-                    <w:szCs w:val="17"/>
-                    <w:lang w:val="en-GB"/>
-                  </w:rPr>
-                  <w:t>Dr.</w:t>
-                </w:r>
-                <w:r>
-                  <w:rPr>
-                    <w:sz w:val="17"/>
-                    <w:szCs w:val="17"/>
-                    <w:lang w:val="en-GB"/>
-                  </w:rPr>
-                  <w:t xml:space="preserve"> </w:t>
-                </w:r>
-                <w:r>
-                  <w:rPr>
-                    <w:sz w:val="17"/>
-                    <w:szCs w:val="17"/>
-                    <w:lang w:val="en-GB"/>
-                  </w:rPr>
-                  <w:t>med. Katherina Heroth</w:t>
-                </w:r>
-              </w:p>
-              <w:p>
-                <w:pPr>
-                  <w:tabs>
-                    <w:tab w:val="left" w:pos="7560"/>
-                  </w:tabs>
-                  <w:ind w:right="-1368"/>
-                  <w:rPr>
-                    <w:sz w:val="17"/>
-                    <w:szCs w:val="17"/>
-                    <w:lang w:val="pl-PL"/>
-                  </w:rPr>
-                </w:pPr>
-                <w:r>
-                  <w:rPr>
-                    <w:sz w:val="17"/>
-                    <w:szCs w:val="17"/>
-                    <w:lang w:val="pl-PL"/>
-                  </w:rPr>
-                  <w:t>Telefon: 0931/31-81128</w:t>
-                </w:r>
-              </w:p>
-              <w:p>
-                <w:pPr>
-                  <w:tabs>
-                    <w:tab w:val="left" w:pos="7560"/>
-                  </w:tabs>
-                  <w:ind w:right="-1368"/>
-                  <w:rPr>
-                    <w:sz w:val="17"/>
-                    <w:szCs w:val="17"/>
-                    <w:lang w:val="pl-PL"/>
-                  </w:rPr>
-                </w:pPr>
-                <w:r>
-                  <w:rPr>
-                    <w:sz w:val="17"/>
-                    <w:szCs w:val="17"/>
-                    <w:lang w:val="pl-PL"/>
-                  </w:rPr>
-                  <w:t>katherina.heroth</w:t>
-                </w:r>
-                <w:r>
-                  <w:rPr>
-                    <w:sz w:val="17"/>
-                    <w:szCs w:val="17"/>
-                    <w:lang w:val="pl-PL"/>
-                  </w:rPr>
-                  <w:t>@</w:t>
-                </w:r>
-                <w:r>
-                  <w:rPr>
-                    <w:sz w:val="17"/>
-                    <w:szCs w:val="17"/>
-                    <w:lang w:val="pl-PL"/>
-                  </w:rPr>
-                  <w:t>uni-wuerzburg.de</w:t>
-                </w:r>
-              </w:p>
-              <w:p>
-                <w:pPr>
-                  <w:tabs>
-                    <w:tab w:val="left" w:pos="7560"/>
-                  </w:tabs>
-                  <w:ind w:right="-1368"/>
-                  <w:rPr>
-                    <w:sz w:val="17"/>
-                    <w:szCs w:val="17"/>
-                    <w:lang w:val="pl-PL"/>
-                  </w:rPr>
-                </w:pPr>
               </w:p>
             </w:txbxContent>
           </v:textbox>
@@ -5515,7 +5288,7 @@
         <w:sz w:val="20"/>
         <w:szCs w:val="20"/>
       </w:rPr>
-      <w:t>Gesamtleitung: PD Dr. rer. nat. Heike Claus</w:t>
+      <w:t xml:space="preserve">Gesamtleitung: {LabDirector}</w:t>
     </w:r>
   </w:p>
   <w:p>
@@ -5530,7 +5303,7 @@
         <w:sz w:val="20"/>
         <w:szCs w:val="20"/>
       </w:rPr>
-      <w:t>ärztliche Leitung: PD Dr. med. Thiên-Trí Lâm</w:t>
+      <w:t xml:space="preserve">ärztliche Leitung: {MedicalDirector}</w:t>
     </w:r>
   </w:p>
   <w:p>
@@ -5752,7 +5525,7 @@
         <w:sz w:val="22"/>
         <w:szCs w:val="22"/>
       </w:rPr>
-      <w:t>Gesamtleitung: PD Dr. rer. nat. Heike Claus</w:t>
+      <w:t xml:space="preserve">Gesamtleitung: {LabDirector}</w:t>
     </w:r>
   </w:p>
   <w:p>
@@ -5767,7 +5540,7 @@
         <w:sz w:val="22"/>
         <w:szCs w:val="22"/>
       </w:rPr>
-      <w:t>ärztliche Leitung: PD Dr. med. Thiên-Trí Lâm</w:t>
+      <w:t xml:space="preserve">ärztliche Leitung: {MedicalDirector}</w:t>
     </w:r>
   </w:p>
   <w:p>
@@ -6034,235 +5807,8 @@
                     <w:sz w:val="17"/>
                     <w:szCs w:val="17"/>
                   </w:rPr>
-                  <w:t>PD Dr. rer. nat. Heike Claus</w:t>
+                  <w:t xml:space="preserve">{Contacts}</w:t>
                 </w:r>
-              </w:p>
-              <w:p>
-                <w:pPr>
-                  <w:tabs>
-                    <w:tab w:val="left" w:pos="7560"/>
-                  </w:tabs>
-                  <w:ind w:right="-1368"/>
-                  <w:rPr>
-                    <w:sz w:val="17"/>
-                    <w:szCs w:val="17"/>
-                    <w:lang w:val="pl-PL"/>
-                  </w:rPr>
-                </w:pPr>
-                <w:r>
-                  <w:rPr>
-                    <w:sz w:val="17"/>
-                    <w:szCs w:val="17"/>
-                    <w:lang w:val="pl-PL"/>
-                  </w:rPr>
-                  <w:t>Telefon: 0931/31-46936</w:t>
-                </w:r>
-              </w:p>
-              <w:p>
-                <w:pPr>
-                  <w:tabs>
-                    <w:tab w:val="left" w:pos="7560"/>
-                  </w:tabs>
-                  <w:ind w:right="-1368"/>
-                  <w:rPr>
-                    <w:sz w:val="17"/>
-                    <w:szCs w:val="17"/>
-                    <w:lang w:val="pl-PL"/>
-                  </w:rPr>
-                </w:pPr>
-                <w:r>
-                  <w:rPr>
-                    <w:sz w:val="17"/>
-                    <w:szCs w:val="17"/>
-                    <w:lang w:val="pl-PL"/>
-                  </w:rPr>
-                  <w:t>heike.claus@uni-wuerzburg.de</w:t>
-                </w:r>
-              </w:p>
-              <w:p>
-                <w:pPr>
-                  <w:ind w:right="-1368"/>
-                  <w:rPr>
-                    <w:sz w:val="17"/>
-                    <w:szCs w:val="17"/>
-                    <w:lang w:val="pl-PL"/>
-                  </w:rPr>
-                </w:pPr>
-              </w:p>
-              <w:p>
-                <w:pPr>
-                  <w:ind w:right="-1368"/>
-                  <w:rPr>
-                    <w:sz w:val="17"/>
-                    <w:szCs w:val="17"/>
-                    <w:lang w:val="pl-PL"/>
-                  </w:rPr>
-                </w:pPr>
-                <w:r>
-                  <w:rPr>
-                    <w:sz w:val="17"/>
-                    <w:szCs w:val="17"/>
-                    <w:lang w:val="pl-PL"/>
-                  </w:rPr>
-                  <w:t>PD Dr. med. Thiên-Trí Lâm</w:t>
-                </w:r>
-              </w:p>
-              <w:p>
-                <w:pPr>
-                  <w:ind w:right="-1368"/>
-                  <w:rPr>
-                    <w:sz w:val="17"/>
-                    <w:szCs w:val="17"/>
-                    <w:lang w:val="pl-PL"/>
-                  </w:rPr>
-                </w:pPr>
-                <w:r>
-                  <w:rPr>
-                    <w:sz w:val="17"/>
-                    <w:szCs w:val="17"/>
-                    <w:lang w:val="pl-PL"/>
-                  </w:rPr>
-                  <w:t>Telefon: 0931/31-46737</w:t>
-                </w:r>
-              </w:p>
-              <w:p>
-                <w:pPr>
-                  <w:ind w:right="-1368"/>
-                  <w:rPr>
-                    <w:sz w:val="17"/>
-                    <w:szCs w:val="17"/>
-                    <w:lang w:val="pl-PL"/>
-                  </w:rPr>
-                </w:pPr>
-                <w:r>
-                  <w:rPr>
-                    <w:sz w:val="17"/>
-                    <w:szCs w:val="17"/>
-                    <w:lang w:val="pl-PL"/>
-                  </w:rPr>
-                  <w:t>thien-tri.lam@uni-wuerzburg.de</w:t>
-                </w:r>
-              </w:p>
-              <w:p>
-                <w:pPr>
-                  <w:tabs>
-                    <w:tab w:val="left" w:pos="7560"/>
-                  </w:tabs>
-                  <w:ind w:right="-1368"/>
-                  <w:rPr>
-                    <w:sz w:val="17"/>
-                    <w:szCs w:val="17"/>
-                    <w:lang w:val="pl-PL"/>
-                  </w:rPr>
-                </w:pPr>
-              </w:p>
-              <w:p>
-                <w:pPr>
-                  <w:tabs>
-                    <w:tab w:val="left" w:pos="7560"/>
-                  </w:tabs>
-                  <w:ind w:right="-1368"/>
-                  <w:rPr>
-                    <w:sz w:val="17"/>
-                    <w:szCs w:val="17"/>
-                    <w:lang w:val="en-GB"/>
-                  </w:rPr>
-                </w:pPr>
-                <w:r>
-                  <w:rPr>
-                    <w:sz w:val="17"/>
-                    <w:szCs w:val="17"/>
-                    <w:lang w:val="en-GB"/>
-                  </w:rPr>
-                  <w:t>Dr.</w:t>
-                </w:r>
-                <w:r>
-                  <w:rPr>
-                    <w:sz w:val="17"/>
-                    <w:szCs w:val="17"/>
-                    <w:lang w:val="en-GB"/>
-                  </w:rPr>
-                  <w:t xml:space="preserve"> </w:t>
-                </w:r>
-                <w:r>
-                  <w:rPr>
-                    <w:sz w:val="17"/>
-                    <w:szCs w:val="17"/>
-                    <w:lang w:val="en-GB"/>
-                  </w:rPr>
-                  <w:t>med. Katherina Heroth</w:t>
-                </w:r>
-              </w:p>
-              <w:p>
-                <w:pPr>
-                  <w:tabs>
-                    <w:tab w:val="left" w:pos="7560"/>
-                  </w:tabs>
-                  <w:ind w:right="-1368"/>
-                  <w:rPr>
-                    <w:sz w:val="17"/>
-                    <w:szCs w:val="17"/>
-                    <w:lang w:val="pl-PL"/>
-                  </w:rPr>
-                </w:pPr>
-                <w:r>
-                  <w:rPr>
-                    <w:sz w:val="17"/>
-                    <w:szCs w:val="17"/>
-                    <w:lang w:val="pl-PL"/>
-                  </w:rPr>
-                  <w:t>Telefon: 0931/31-81128</w:t>
-                </w:r>
-              </w:p>
-              <w:p>
-                <w:pPr>
-                  <w:tabs>
-                    <w:tab w:val="left" w:pos="7560"/>
-                  </w:tabs>
-                  <w:ind w:right="-1368"/>
-                  <w:rPr>
-                    <w:sz w:val="17"/>
-                    <w:szCs w:val="17"/>
-                    <w:lang w:val="pl-PL"/>
-                  </w:rPr>
-                </w:pPr>
-                <w:r>
-                  <w:rPr>
-                    <w:sz w:val="17"/>
-                    <w:szCs w:val="17"/>
-                    <w:lang w:val="pl-PL"/>
-                  </w:rPr>
-                  <w:t>katherina.heroth</w:t>
-                </w:r>
-                <w:r>
-                  <w:rPr>
-                    <w:sz w:val="17"/>
-                    <w:szCs w:val="17"/>
-                    <w:lang w:val="pl-PL"/>
-                  </w:rPr>
-                  <w:t>@</w:t>
-                </w:r>
-                <w:r>
-                  <w:rPr>
-                    <w:sz w:val="17"/>
-                    <w:szCs w:val="17"/>
-                    <w:lang w:val="pl-PL"/>
-                  </w:rPr>
-                  <w:t>uni-wuerzburg.de</w:t>
-                </w:r>
-              </w:p>
-              <w:p>
-                <w:pPr>
-                  <w:tabs>
-                    <w:tab w:val="left" w:pos="7560"/>
-                  </w:tabs>
-                  <w:ind w:right="-1368"/>
-                  <w:rPr>
-                    <w:sz w:val="17"/>
-                    <w:szCs w:val="17"/>
-                    <w:lang w:val="pl-PL"/>
-                  </w:rPr>
-                </w:pPr>
               </w:p>
             </w:txbxContent>
           </v:textbox>
